--- a/毕业论文/答辩提问的回答.docx
+++ b/毕业论文/答辩提问的回答.docx
@@ -41,6 +41,7 @@
     <w:p>
       <w:pPr>
         <w:numPr>
+          <w:ilvl w:val="0"/>
           <w:numId w:val="0"/>
         </w:numPr>
       </w:pPr>
@@ -58,53 +59,11 @@
         </w:rPr>
         <w:br w:type="textWrapping"/>
       </w:r>
-      <w:r>
-        <w:drawing>
-          <wp:inline distT="0" distB="0" distL="114300" distR="114300">
-            <wp:extent cx="5269865" cy="1494790"/>
-            <wp:effectExtent l="0" t="0" r="635" b="3810"/>
-            <wp:docPr id="1" name="图片 1"/>
-            <wp:cNvGraphicFramePr>
-              <a:graphicFrameLocks xmlns:a="http://schemas.openxmlformats.org/drawingml/2006/main" noChangeAspect="1"/>
-            </wp:cNvGraphicFramePr>
-            <a:graphic xmlns:a="http://schemas.openxmlformats.org/drawingml/2006/main">
-              <a:graphicData uri="http://schemas.openxmlformats.org/drawingml/2006/picture">
-                <pic:pic xmlns:pic="http://schemas.openxmlformats.org/drawingml/2006/picture">
-                  <pic:nvPicPr>
-                    <pic:cNvPr id="1" name="图片 1"/>
-                    <pic:cNvPicPr>
-                      <a:picLocks noChangeAspect="1"/>
-                    </pic:cNvPicPr>
-                  </pic:nvPicPr>
-                  <pic:blipFill>
-                    <a:blip r:embed="rId4"/>
-                    <a:stretch>
-                      <a:fillRect/>
-                    </a:stretch>
-                  </pic:blipFill>
-                  <pic:spPr>
-                    <a:xfrm>
-                      <a:off x="0" y="0"/>
-                      <a:ext cx="5269865" cy="1494790"/>
-                    </a:xfrm>
-                    <a:prstGeom prst="rect">
-                      <a:avLst/>
-                    </a:prstGeom>
-                    <a:noFill/>
-                    <a:ln>
-                      <a:noFill/>
-                    </a:ln>
-                  </pic:spPr>
-                </pic:pic>
-              </a:graphicData>
-            </a:graphic>
-          </wp:inline>
-        </w:drawing>
-      </w:r>
-    </w:p>
-    <w:p>
-      <w:pPr>
-        <w:numPr>
+    </w:p>
+    <w:p>
+      <w:pPr>
+        <w:numPr>
+          <w:ilvl w:val="0"/>
           <w:numId w:val="0"/>
         </w:numPr>
         <w:rPr>
@@ -117,12 +76,13 @@
           <w:rFonts w:hint="eastAsia"/>
           <w:lang w:val="en-US" w:eastAsia="zh-CN"/>
         </w:rPr>
-        <w:t>这里面主要的字段就是：senderId，receiverId</w:t>
-      </w:r>
-    </w:p>
-    <w:p>
-      <w:pPr>
-        <w:numPr>
+        <w:t>这个对象里面包含字段：senderId，receiverId</w:t>
+      </w:r>
+    </w:p>
+    <w:p>
+      <w:pPr>
+        <w:numPr>
+          <w:ilvl w:val="0"/>
           <w:numId w:val="0"/>
         </w:numPr>
       </w:pPr>
@@ -141,127 +101,28 @@
         <w:br w:type="textWrapping"/>
       </w:r>
       <w:r>
-        <w:drawing>
-          <wp:inline distT="0" distB="0" distL="114300" distR="114300">
-            <wp:extent cx="4457700" cy="254000"/>
-            <wp:effectExtent l="0" t="0" r="0" b="0"/>
-            <wp:docPr id="2" name="图片 2"/>
-            <wp:cNvGraphicFramePr>
-              <a:graphicFrameLocks xmlns:a="http://schemas.openxmlformats.org/drawingml/2006/main" noChangeAspect="1"/>
-            </wp:cNvGraphicFramePr>
-            <a:graphic xmlns:a="http://schemas.openxmlformats.org/drawingml/2006/main">
-              <a:graphicData uri="http://schemas.openxmlformats.org/drawingml/2006/picture">
-                <pic:pic xmlns:pic="http://schemas.openxmlformats.org/drawingml/2006/picture">
-                  <pic:nvPicPr>
-                    <pic:cNvPr id="2" name="图片 2"/>
-                    <pic:cNvPicPr>
-                      <a:picLocks noChangeAspect="1"/>
-                    </pic:cNvPicPr>
-                  </pic:nvPicPr>
-                  <pic:blipFill>
-                    <a:blip r:embed="rId5"/>
-                    <a:stretch>
-                      <a:fillRect/>
-                    </a:stretch>
-                  </pic:blipFill>
-                  <pic:spPr>
-                    <a:xfrm>
-                      <a:off x="0" y="0"/>
-                      <a:ext cx="4457700" cy="254000"/>
-                    </a:xfrm>
-                    <a:prstGeom prst="rect">
-                      <a:avLst/>
-                    </a:prstGeom>
-                    <a:noFill/>
-                    <a:ln>
-                      <a:noFill/>
-                    </a:ln>
-                  </pic:spPr>
-                </pic:pic>
-              </a:graphicData>
-            </a:graphic>
-          </wp:inline>
-        </w:drawing>
-      </w:r>
-    </w:p>
-    <w:p>
-      <w:pPr>
-        <w:numPr>
+        <w:rPr>
+          <w:rFonts w:hint="eastAsia"/>
+          <w:lang w:val="en-US" w:eastAsia="zh-CN"/>
+        </w:rPr>
+        <w:t>key = `messages:${message.senderId}:${message.receiverId}`;</w:t>
+      </w:r>
+    </w:p>
+    <w:p>
+      <w:pPr>
+        <w:numPr>
+          <w:ilvl w:val="0"/>
           <w:numId w:val="0"/>
         </w:numPr>
-      </w:pPr>
-    </w:p>
-    <w:p>
-      <w:pPr>
-        <w:numPr>
-          <w:numId w:val="0"/>
-        </w:numPr>
-        <w:rPr>
-          <w:rFonts w:hint="eastAsia"/>
-          <w:lang w:val="en-US" w:eastAsia="zh-CN"/>
-        </w:rPr>
-      </w:pPr>
-      <w:r>
-        <w:rPr>
-          <w:rFonts w:hint="eastAsia"/>
-          <w:lang w:val="en-US" w:eastAsia="zh-CN"/>
-        </w:rPr>
-        <w:t>最后将消息保存：</w:t>
-      </w:r>
-      <w:r>
-        <w:rPr>
-          <w:rFonts w:hint="eastAsia"/>
-          <w:lang w:val="en-US" w:eastAsia="zh-CN"/>
-        </w:rPr>
+        <w:rPr>
+          <w:rFonts w:hint="eastAsia"/>
+          <w:lang w:val="en-US" w:eastAsia="zh-CN"/>
+        </w:rPr>
+      </w:pPr>
+      <w:r>
         <w:br w:type="textWrapping"/>
       </w:r>
       <w:r>
-        <w:drawing>
-          <wp:inline distT="0" distB="0" distL="114300" distR="114300">
-            <wp:extent cx="4273550" cy="692150"/>
-            <wp:effectExtent l="0" t="0" r="6350" b="6350"/>
-            <wp:docPr id="3" name="图片 3"/>
-            <wp:cNvGraphicFramePr>
-              <a:graphicFrameLocks xmlns:a="http://schemas.openxmlformats.org/drawingml/2006/main" noChangeAspect="1"/>
-            </wp:cNvGraphicFramePr>
-            <a:graphic xmlns:a="http://schemas.openxmlformats.org/drawingml/2006/main">
-              <a:graphicData uri="http://schemas.openxmlformats.org/drawingml/2006/picture">
-                <pic:pic xmlns:pic="http://schemas.openxmlformats.org/drawingml/2006/picture">
-                  <pic:nvPicPr>
-                    <pic:cNvPr id="3" name="图片 3"/>
-                    <pic:cNvPicPr>
-                      <a:picLocks noChangeAspect="1"/>
-                    </pic:cNvPicPr>
-                  </pic:nvPicPr>
-                  <pic:blipFill>
-                    <a:blip r:embed="rId6"/>
-                    <a:stretch>
-                      <a:fillRect/>
-                    </a:stretch>
-                  </pic:blipFill>
-                  <pic:spPr>
-                    <a:xfrm>
-                      <a:off x="0" y="0"/>
-                      <a:ext cx="4273550" cy="692150"/>
-                    </a:xfrm>
-                    <a:prstGeom prst="rect">
-                      <a:avLst/>
-                    </a:prstGeom>
-                    <a:noFill/>
-                    <a:ln>
-                      <a:noFill/>
-                    </a:ln>
-                  </pic:spPr>
-                </pic:pic>
-              </a:graphicData>
-            </a:graphic>
-          </wp:inline>
-        </w:drawing>
-      </w:r>
-      <w:r>
-        <w:br w:type="textWrapping"/>
-      </w:r>
-      <w:r>
         <w:rPr>
           <w:rFonts w:hint="eastAsia"/>
           <w:lang w:val="en-US" w:eastAsia="zh-CN"/>
@@ -272,6 +133,7 @@
     <w:p>
       <w:pPr>
         <w:numPr>
+          <w:ilvl w:val="0"/>
           <w:numId w:val="0"/>
         </w:numPr>
         <w:rPr>
@@ -319,6 +181,7 @@
     <w:p>
       <w:pPr>
         <w:numPr>
+          <w:ilvl w:val="0"/>
           <w:numId w:val="0"/>
         </w:numPr>
         <w:rPr>
@@ -337,120 +200,31 @@
     <w:p>
       <w:pPr>
         <w:numPr>
+          <w:ilvl w:val="0"/>
           <w:numId w:val="0"/>
         </w:numPr>
-      </w:pPr>
-      <w:r>
-        <w:drawing>
-          <wp:inline distT="0" distB="0" distL="114300" distR="114300">
-            <wp:extent cx="2857500" cy="1206500"/>
-            <wp:effectExtent l="0" t="0" r="0" b="0"/>
-            <wp:docPr id="4" name="图片 4"/>
-            <wp:cNvGraphicFramePr>
-              <a:graphicFrameLocks xmlns:a="http://schemas.openxmlformats.org/drawingml/2006/main" noChangeAspect="1"/>
-            </wp:cNvGraphicFramePr>
-            <a:graphic xmlns:a="http://schemas.openxmlformats.org/drawingml/2006/main">
-              <a:graphicData uri="http://schemas.openxmlformats.org/drawingml/2006/picture">
-                <pic:pic xmlns:pic="http://schemas.openxmlformats.org/drawingml/2006/picture">
-                  <pic:nvPicPr>
-                    <pic:cNvPr id="4" name="图片 4"/>
-                    <pic:cNvPicPr>
-                      <a:picLocks noChangeAspect="1"/>
-                    </pic:cNvPicPr>
-                  </pic:nvPicPr>
-                  <pic:blipFill>
-                    <a:blip r:embed="rId7"/>
-                    <a:stretch>
-                      <a:fillRect/>
-                    </a:stretch>
-                  </pic:blipFill>
-                  <pic:spPr>
-                    <a:xfrm>
-                      <a:off x="0" y="0"/>
-                      <a:ext cx="2857500" cy="1206500"/>
-                    </a:xfrm>
-                    <a:prstGeom prst="rect">
-                      <a:avLst/>
-                    </a:prstGeom>
-                    <a:noFill/>
-                    <a:ln>
-                      <a:noFill/>
-                    </a:ln>
-                  </pic:spPr>
-                </pic:pic>
-              </a:graphicData>
-            </a:graphic>
-          </wp:inline>
-        </w:drawing>
-      </w:r>
-    </w:p>
-    <w:p>
-      <w:pPr>
-        <w:numPr>
+        <w:rPr>
+          <w:rFonts w:hint="default"/>
+          <w:lang w:val="en-US" w:eastAsia="zh-CN"/>
+        </w:rPr>
+      </w:pPr>
+      <w:r>
+        <w:rPr>
+          <w:rFonts w:hint="eastAsia"/>
+          <w:lang w:val="en-US" w:eastAsia="zh-CN"/>
+        </w:rPr>
+        <w:t>然后等到用户进入聊天页面后，将isView置为true即可。</w:t>
+      </w:r>
+      <w:bookmarkStart w:id="0" w:name="_GoBack"/>
+      <w:bookmarkEnd w:id="0"/>
+    </w:p>
+    <w:p>
+      <w:pPr>
+        <w:numPr>
+          <w:ilvl w:val="0"/>
           <w:numId w:val="0"/>
         </w:numPr>
-        <w:rPr>
-          <w:rFonts w:hint="eastAsia"/>
-          <w:lang w:val="en-US" w:eastAsia="zh-CN"/>
-        </w:rPr>
-      </w:pPr>
-      <w:r>
-        <w:rPr>
-          <w:rFonts w:hint="eastAsia"/>
-          <w:lang w:val="en-US" w:eastAsia="zh-CN"/>
-        </w:rPr>
-        <w:t>然后等到用户进入聊天页面后，将isView置为true即可</w:t>
-      </w:r>
-    </w:p>
-    <w:p>
-      <w:pPr>
-        <w:numPr>
-          <w:numId w:val="0"/>
-        </w:numPr>
-      </w:pPr>
-      <w:r>
-        <w:drawing>
-          <wp:inline distT="0" distB="0" distL="114300" distR="114300">
-            <wp:extent cx="3130550" cy="1695450"/>
-            <wp:effectExtent l="0" t="0" r="6350" b="6350"/>
-            <wp:docPr id="5" name="图片 5"/>
-            <wp:cNvGraphicFramePr>
-              <a:graphicFrameLocks xmlns:a="http://schemas.openxmlformats.org/drawingml/2006/main" noChangeAspect="1"/>
-            </wp:cNvGraphicFramePr>
-            <a:graphic xmlns:a="http://schemas.openxmlformats.org/drawingml/2006/main">
-              <a:graphicData uri="http://schemas.openxmlformats.org/drawingml/2006/picture">
-                <pic:pic xmlns:pic="http://schemas.openxmlformats.org/drawingml/2006/picture">
-                  <pic:nvPicPr>
-                    <pic:cNvPr id="5" name="图片 5"/>
-                    <pic:cNvPicPr>
-                      <a:picLocks noChangeAspect="1"/>
-                    </pic:cNvPicPr>
-                  </pic:nvPicPr>
-                  <pic:blipFill>
-                    <a:blip r:embed="rId8"/>
-                    <a:stretch>
-                      <a:fillRect/>
-                    </a:stretch>
-                  </pic:blipFill>
-                  <pic:spPr>
-                    <a:xfrm>
-                      <a:off x="0" y="0"/>
-                      <a:ext cx="3130550" cy="1695450"/>
-                    </a:xfrm>
-                    <a:prstGeom prst="rect">
-                      <a:avLst/>
-                    </a:prstGeom>
-                    <a:noFill/>
-                    <a:ln>
-                      <a:noFill/>
-                    </a:ln>
-                  </pic:spPr>
-                </pic:pic>
-              </a:graphicData>
-            </a:graphic>
-          </wp:inline>
-        </w:drawing>
-      </w:r>
+      </w:pPr>
     </w:p>
     <w:p>
       <w:pPr>
@@ -496,63 +270,6 @@
           <w:lang w:val="en-US" w:eastAsia="zh-CN"/>
         </w:rPr>
         <w:t>这里由于存储消息是异步执行的，所以需要保证用户收到的消息与redis中存储的消息保持一致，也就是只有消息成功存储到了redis中，才会发送消息给指定用户，保证了消息与存储不错乱。</w:t>
-      </w:r>
-      <w:bookmarkStart w:id="0" w:name="_GoBack"/>
-      <w:bookmarkEnd w:id="0"/>
-    </w:p>
-    <w:p>
-      <w:pPr>
-        <w:numPr>
-          <w:ilvl w:val="0"/>
-          <w:numId w:val="0"/>
-        </w:numPr>
-        <w:rPr>
-          <w:rFonts w:hint="default"/>
-          <w:lang w:val="en-US" w:eastAsia="zh-CN"/>
-        </w:rPr>
-      </w:pPr>
-      <w:r>
-        <w:drawing>
-          <wp:inline distT="0" distB="0" distL="114300" distR="114300">
-            <wp:extent cx="4978400" cy="1790700"/>
-            <wp:effectExtent l="0" t="0" r="0" b="0"/>
-            <wp:docPr id="6" name="图片 6"/>
-            <wp:cNvGraphicFramePr>
-              <a:graphicFrameLocks xmlns:a="http://schemas.openxmlformats.org/drawingml/2006/main" noChangeAspect="1"/>
-            </wp:cNvGraphicFramePr>
-            <a:graphic xmlns:a="http://schemas.openxmlformats.org/drawingml/2006/main">
-              <a:graphicData uri="http://schemas.openxmlformats.org/drawingml/2006/picture">
-                <pic:pic xmlns:pic="http://schemas.openxmlformats.org/drawingml/2006/picture">
-                  <pic:nvPicPr>
-                    <pic:cNvPr id="6" name="图片 6"/>
-                    <pic:cNvPicPr>
-                      <a:picLocks noChangeAspect="1"/>
-                    </pic:cNvPicPr>
-                  </pic:nvPicPr>
-                  <pic:blipFill>
-                    <a:blip r:embed="rId9"/>
-                    <a:stretch>
-                      <a:fillRect/>
-                    </a:stretch>
-                  </pic:blipFill>
-                  <pic:spPr>
-                    <a:xfrm>
-                      <a:off x="0" y="0"/>
-                      <a:ext cx="4978400" cy="1790700"/>
-                    </a:xfrm>
-                    <a:prstGeom prst="rect">
-                      <a:avLst/>
-                    </a:prstGeom>
-                    <a:noFill/>
-                    <a:ln>
-                      <a:noFill/>
-                    </a:ln>
-                  </pic:spPr>
-                </pic:pic>
-              </a:graphicData>
-            </a:graphic>
-          </wp:inline>
-        </w:drawing>
       </w:r>
     </w:p>
     <w:sectPr>
